--- a/docs/thesis/stage3b/Stage3B_Mini_Protocol_DRAFT.docx
+++ b/docs/thesis/stage3b/Stage3B_Mini_Protocol_DRAFT.docx
@@ -81,6 +81,9 @@
       <w:r>
         <w:t>Option A (recommended if N &gt;= 40): two-arm, individually randomised at first launch inside the build. Arm 1 'adaptive': rule-agent difficulty calibration + trajectory display ('your best runs over time') + coaching messages. Arm 2 'static': fixed moderate difficulty, plain score display, no coaching. Same game, same length, same questionnaire. This is the cleanest first test of the framework: the only differences between arms are the framework elements themselves.</w:t>
       </w:r>
+      <w:r>
+        <w:t xml:space="preserve"> Blinding: all participants receive the identical build and are not told that two presentation variants exist; assignment is silent and random at first launch. The consent screen truthfully describes the activity, recording and voluntariness — variant assignment is presentation-level A/B allocation.</w:t>
+      </w:r>
     </w:p>
     <w:p>
       <w:r>
@@ -103,6 +106,9 @@
     <w:p>
       <w:r>
         <w:t>Target: 40-60 community-dwelling adults aged 25-80, recruited in the same three bands as Stage 3 (25-44 / 45-64 / 65-80) for continuity, with the 65-80 band prioritised. Recruitment by e-mail/messaging invitation through the author's networks and named distributors, each logged in the channel map from day one (invitation date, chain, target range). Consent: RECORDED in-build — a consent screen stating the research purpose, voluntariness, anonymity and data use, requiring an explicit tap/click before play; the consent event is written into the export. This upgrades Stage 3's implied-consent model.</w:t>
+      </w:r>
+      <w:r>
+        <w:t xml:space="preserve"> COHORT INDEPENDENCE: participants must be NEW — Stage-3 (March-April) players are not re-recruited, for the same contamination reason the Stage-2 facility was not re-used in Stage 3 (prior exposure invalidates first-contact behaviour and practice effects distort calibration). Distribution CHANNELS may be re-used; distributors invite different people. Safeguard: the enrolment screen includes one screening item — 'Did you play the skiing game earlier this year? Yes/No' — and any 'Yes' participant is flagged at entry and analysed separately (excluded from primary outcomes), never silently pooled.</w:t>
       </w:r>
     </w:p>
     <w:p>

--- a/docs/thesis/stage3b/Stage3B_Mini_Protocol_DRAFT.docx
+++ b/docs/thesis/stage3b/Stage3B_Mini_Protocol_DRAFT.docx
@@ -110,6 +110,9 @@
       <w:r>
         <w:t xml:space="preserve"> COHORT INDEPENDENCE: participants must be NEW — Stage-3 (March-April) players are not re-recruited, for the same contamination reason the Stage-2 facility was not re-used in Stage 3 (prior exposure invalidates first-contact behaviour and practice effects distort calibration). Distribution CHANNELS may be re-used; distributors invite different people. Safeguard: the enrolment screen includes one screening item — 'Did you play the skiing game earlier this year? Yes/No' — and any 'Yes' participant is flagged at entry and analysed separately (excluded from primary outcomes), never silently pooled.</w:t>
       </w:r>
+      <w:r>
+        <w:t xml:space="preserve"> CHANNEL PLAN (8 Aug 2026): (i) university business-school network (100+ adults 40+) — primary source for the 45-64 band; SAFEGUARD: any invitation reaching current students states that participation is voluntary, anonymous and unrelated to any course, assessment or relationship with the researcher; (ii) elderly house / day community centre — target 20-30 in the 65-80 band via on-site sessions; REQUIREMENTS: centre manager's recorded agreement (gatekeeper permission) PLUS individual in-build consent; setting logged per channel (community-centre vs remote) and reported as a context covariate; facilitators may assist with the device but never with gameplay; (iii) existing distributor chains + personal network for the 25-44 band (15-25). Revised expected N: 80-120, making the two-arm design (Option A) well powered.</w:t>
+      </w:r>
     </w:p>
     <w:p>
       <w:pPr>
@@ -122,6 +125,9 @@
     <w:p>
       <w:r>
         <w:t>The v3.0 build collects, in ONE export file per participant: (a) consent event; (b) enrolment — age band, gender, education (no names); (c) session telemetry and state-change log (rule-agent decisions logged with reasons); (d) end-screen questionnaire: D1 (coordination-challenge endorsement) and D2 (regular-play intention) unchanged for comparability, plus two framework items: F1 'the game matched my ability' and F2 'seeing my progress made me want to continue'; (e) arm assignment (Option A). Response scale: [5-point, confirm against Appendix D decision]. Return: one share-sheet/e-mail action; every return logged with date on arrival.</w:t>
+      </w:r>
+      <w:r>
+        <w:t xml:space="preserve"> AGE RESOLUTION DECISION (8 Aug 2026): age is collected as the BAND ONLY (25-44 / 45-64 / 65-80) — matching the approved application's data-minimisation description, preserving anonymity in small identifiable communities, and keeping band-level comparability with Stage 3. Exact age is NOT collected.</w:t>
       </w:r>
     </w:p>
     <w:p>

--- a/docs/thesis/stage3b/Stage3B_Mini_Protocol_DRAFT.docx
+++ b/docs/thesis/stage3b/Stage3B_Mini_Protocol_DRAFT.docx
@@ -128,6 +128,9 @@
       </w:r>
       <w:r>
         <w:t xml:space="preserve"> AGE RESOLUTION DECISION (8 Aug 2026): age is collected as the BAND ONLY (25-44 / 45-64 / 65-80) — matching the approved application's data-minimisation description, preserving anonymity in small identifiable communities, and keeping band-level comparability with Stage 3. Exact age is NOT collected.</w:t>
+      </w:r>
+      <w:r>
+        <w:t xml:space="preserve"> RUN STRUCTURE (locked 9 Aug 2026 after author play-testing): every run lasts a fixed 30 seconds — the 200 m distance goal is a mid-run bonus, not an early end — so all participants and both arms receive equal exposure time per run, standardising the arm comparison. Languages: Traditional Chinese, Simplified Chinese and English, participant-selected at first launch.</w:t>
       </w:r>
     </w:p>
     <w:p>

--- a/docs/thesis/stage3b/Stage3B_Mini_Protocol_DRAFT.docx
+++ b/docs/thesis/stage3b/Stage3B_Mini_Protocol_DRAFT.docx
@@ -83,6 +83,9 @@
       </w:r>
       <w:r>
         <w:t xml:space="preserve"> Blinding: all participants receive the identical build and are not told that two presentation variants exist; assignment is silent and random at first launch. The consent screen truthfully describes the activity, recording and voluntariness — variant assignment is presentation-level A/B allocation.</w:t>
+      </w:r>
+      <w:r>
+        <w:t xml:space="preserve"> DESIGN EXTENDED 9 Aug 2026 (author's decision): a second randomised factor, FAILURE MODE, is crossed with the arm — 50/50 silent assignment at consent to zero-failure (bumps never end a run) or failure-possible (three bumps end the run early: game over, framed encouragingly with immediate replay). This yields a 2x2 factorial (adaptive/static x zero-fail/fail-possible). The failure-possible cells directly test the framework's core claim: whether adaptive presentation preserves return behaviour AFTER actual failure. Return-after-game-over becomes a primary behavioural outcome in those cells. RISK NOTE for supervisor: game-over is the mild, casual-game kind (kind wording, instant retry); discouragement from failure is the phenomenon under study and was declared as such in the approved application's risk section; the factor must be included in the signed protocol. DIFFICULTY: in the adaptive arm the rule agent raises difficulty (max +0.10/step, ceiling x1.50) when the player avoids &gt;80% of obstacles and eases (-0.15, floor x0.30) below 40%; the static arm stays at x0.85 throughout; failure mode does not alter difficulty logic, only what a bump costs.</w:t>
       </w:r>
     </w:p>
     <w:p>

--- a/docs/thesis/stage3b/Stage3B_Mini_Protocol_DRAFT.docx
+++ b/docs/thesis/stage3b/Stage3B_Mini_Protocol_DRAFT.docx
@@ -86,6 +86,9 @@
       </w:r>
       <w:r>
         <w:t xml:space="preserve"> DESIGN EXTENDED 9 Aug 2026 (author's decision): a second randomised factor, FAILURE MODE, is crossed with the arm — 50/50 silent assignment at consent to zero-failure (bumps never end a run) or failure-possible (three bumps end the run early: game over, framed encouragingly with immediate replay). This yields a 2x2 factorial (adaptive/static x zero-fail/fail-possible). The failure-possible cells directly test the framework's core claim: whether adaptive presentation preserves return behaviour AFTER actual failure. Return-after-game-over becomes a primary behavioural outcome in those cells. RISK NOTE for supervisor: game-over is the mild, casual-game kind (kind wording, instant retry); discouragement from failure is the phenomenon under study and was declared as such in the approved application's risk section; the factor must be included in the signed protocol. DIFFICULTY: in the adaptive arm the rule agent raises difficulty (max +0.10/step, ceiling x1.50) when the player avoids &gt;80% of obstacles and eases (-0.15, floor x0.30) below 40%; the static arm stays at x0.85 throughout; failure mode does not alter difficulty logic, only what a bump costs.</w:t>
+      </w:r>
+      <w:r>
+        <w:t xml:space="preserve"> DESIGN ALTERNATIVE CONSIDERED AND REJECTED (9 Aug 2026): having the adaptive agent toggle failure-possibility dynamically during play, unnoticed by the player. Rejected on three grounds: (1) agent-decided assignment is endogenous — conditioned on performance — and breaks causal attribution; (2) within-session condition switching leaves behaviour attributable to no condition, emptying the factorial cells; (3) inconsistent rules read as arbitrariness, importing perceived unfairness as a confound. The implemented design — one silent random assignment per participant, rules constant for that participant throughout — preserves the intended randomness and blinding while keeping cells interpretable. Adaptive stakes (consequences as part of challenge calibration) are noted as a §8.8 follow-on design, not for Stage 3B.</w:t>
       </w:r>
     </w:p>
     <w:p>

--- a/docs/thesis/stage3b/Stage3B_Mini_Protocol_DRAFT.docx
+++ b/docs/thesis/stage3b/Stage3B_Mini_Protocol_DRAFT.docx
@@ -162,7 +162,7 @@
     </w:p>
     <w:p>
       <w:r>
-        <w:t>Primary (behavioural): voluntary sessions played per participant; return after a below-personal-best run (the FIAS-critical behaviour). Secondary: D1, D2, F1, F2; completion of the five-attempt structure; band differences. Analysis: descriptive proportions with Wilson CIs; arm comparison (Option A) by proportion difference; band gradients compared with Stage 3's pattern as an indicative, build-caveated cross-check — NOT as replication. All outcomes reported regardless of direction.</w:t>
+        <w:t>INFERENTIAL HIERARCHY (pre-specified 9 Aug 2026, before any recruitment). CONFIRMATORY (single primary contrast): adaptive vs static arm on stated regular-play intention (D2, top-two-box), with voluntary sessions played per participant as behavioural co-primary; direction predicted: adaptive &gt; static. Powered to detect large effects (~25pp at N~50/arm) — the magnitude the programme's prior stage contrasts exhibited. ESTIMATIVE (secondary, reported as effect sizes with Wilson CIs, no strong claims): failure-mode main effect; return after a below-personal-best run; return after game-over (failure-possible half, event-level with participant clustering acknowledged); D1, F1, F2; band gradients vs the Stage-3 pattern (build-caveated). EXPLORATORY (labelled as such): the arm x failure-mode interaction — cells of 20-30 cannot power an interaction test; the cell pattern is reported descriptively and feeds the power calculation for the §8.8 confirmatory trial, which is stated as a contribution of this study. All outcomes reported regardless of direction; a null primary result is reported as a finding against the framework's claim.</w:t>
       </w:r>
     </w:p>
     <w:p>

--- a/docs/thesis/stage3b/Stage3B_Mini_Protocol_DRAFT.docx
+++ b/docs/thesis/stage3b/Stage3B_Mini_Protocol_DRAFT.docx
@@ -199,6 +199,20 @@
     <w:p>
       <w:r>
         <w:t>Ethics scope: covered by HSEARS20260805008 as approved [ ] / change request filed and approved, ref: ____________ [ ]</w:t>
+      </w:r>
+    </w:p>
+    <w:p>
+      <w:pPr>
+        <w:pStyle w:val="Heading1"/>
+      </w:pPr>
+      <w:r>
+        <w:t>Amendment A (pre-launch, 13 Aug 2026): final score system</w:t>
+      </w:r>
+    </w:p>
+    <w:p>
+      <w:pPr/>
+      <w:r>
+        <w:t>Following field testing and before any study participant plays, the score system was finalised as gains-only (RPG grammar: experience never decreases; failure costs future earning rate, never banked points). Final formula, identical in both arms: Score = distance (1 point per metre) + coins (10 points x combo multiplier at collection) + skill dodges (5 points per near-miss) + 50-point mid-run goal bonus. The combo multiplier rises x1 -&gt; x2 (6 s clean) -&gt; x3 (12 s clean) and resets to x1 on an obstacle bump; no points are ever deducted for hits or missed coins (missed coins are reported as a collection rate on the end card). A persistent XP total (sum of run scores) and Skier Level (10 thresholds) accumulate across a participant's sessions and are shown on the end card - a return-visit motivator aligned with the D2/sessions-played co-primary outcome. A deduction-based alternative (-100 per hit, -10 per missed coin) was considered and rejected on design-doctrine grounds: it reintroduces the loss economy (Kahneman-Tversky loss aversion; Octalysis D8 inversion) that the programme's evidence identifies as the abandonment driver. New per-session export fields: Combo_Max, Dodges, Coins_Missed, XP_Total, Skier_Level. Scoring is not an experimental factor; both arms and both failure modes use the identical formula.</w:t>
       </w:r>
     </w:p>
     <w:sectPr>

--- a/docs/thesis/stage3b/Stage3B_Mini_Protocol_DRAFT.docx
+++ b/docs/thesis/stage3b/Stage3B_Mini_Protocol_DRAFT.docx
@@ -213,6 +213,19 @@
       <w:pPr/>
       <w:r>
         <w:t>Following field testing and before any study participant plays, the score system was finalised as gains-only (RPG grammar: experience never decreases; failure costs future earning rate, never banked points). Final formula, identical in both arms: Score = distance (1 point per metre) + coins (10 points x combo multiplier at collection) + skill dodges (5 points per near-miss) + 50-point mid-run goal bonus. The combo multiplier rises x1 -&gt; x2 (6 s clean) -&gt; x3 (12 s clean) and resets to x1 on an obstacle bump; no points are ever deducted for hits or missed coins (missed coins are reported as a collection rate on the end card). A persistent XP total (sum of run scores) and Skier Level (10 thresholds) accumulate across a participant's sessions and are shown on the end card - a return-visit motivator aligned with the D2/sessions-played co-primary outcome. A deduction-based alternative (-100 per hit, -10 per missed coin) was considered and rejected on design-doctrine grounds: it reintroduces the loss economy (Kahneman-Tversky loss aversion; Octalysis D8 inversion) that the programme's evidence identifies as the abandonment driver. New per-session export fields: Combo_Max, Dodges, Coins_Missed, XP_Total, Skier_Level. Scoring is not an experimental factor; both arms and both failure modes use the identical formula.</w:t>
+      </w:r>
+    </w:p>
+    <w:p>
+      <w:pPr>
+        <w:pStyle w:val="Heading1"/>
+      </w:pPr>
+      <w:r>
+        <w:t>Amendment B (pre-launch, 13 Aug 2026): input-modality logging</w:t>
+      </w:r>
+    </w:p>
+    <w:p>
+      <w:r>
+        <w:t>The programme's stages differ in input modality (Stage 2: standing pressure-panel; Stage 3: keyboard/trackpad/foot pad, seated; Stage 3B: iPad touch arrows, with keyboard, controller and tilt available). All Stage-3B confirmatory contrasts are randomised within the single touch-input fleet, so modality does not confound the 2x2. To make the record auditable, the build now logs the input mode actually used in each run (Input_Mode field: touch / keys / tilt / pad, with '+' marking mixed input) in the session export. Between-stage comparisons remain calibrated as non-causal; the graduated-embodiment reading (touch -&gt; seated foot pad -&gt; standing panel) is recorded in thesis §8.5.8 as a design pathway, not a claim.</w:t>
       </w:r>
     </w:p>
     <w:sectPr>
